--- a/Documentação - EstoqueOliveiraeRondelli.docx
+++ b/Documentação - EstoqueOliveiraeRondelli.docx
@@ -15,25 +15,16 @@
           <w:sz w:val="40"/>
           <w:szCs w:val="40"/>
         </w:rPr>
-        <w:t xml:space="preserve">Estoque – </w:t>
-      </w:r>
-      <w:proofErr w:type="spellStart"/>
-      <w:r>
+        <w:t>Estoque – OliveiraeRondelli</w:t>
+      </w:r>
+    </w:p>
+    <w:p>
+      <w:pPr>
+        <w:jc w:val="center"/>
         <w:rPr>
           <w:sz w:val="40"/>
           <w:szCs w:val="40"/>
         </w:rPr>
-        <w:t>OliveiraeRondelli</w:t>
-      </w:r>
-      <w:proofErr w:type="spellEnd"/>
-    </w:p>
-    <w:p>
-      <w:pPr>
-        <w:jc w:val="center"/>
-        <w:rPr>
-          <w:sz w:val="40"/>
-          <w:szCs w:val="40"/>
-        </w:rPr>
       </w:pPr>
     </w:p>
     <w:p>
@@ -42,57 +33,15 @@
       </w:pPr>
       <w:r>
         <w:tab/>
-        <w:t xml:space="preserve">Antes de iniciar, criei um ambiente virtual com o nome </w:t>
-      </w:r>
-      <w:proofErr w:type="spellStart"/>
-      <w:r>
-        <w:t>OliveiraeRondelli</w:t>
-      </w:r>
-      <w:proofErr w:type="spellEnd"/>
-      <w:r>
-        <w:t xml:space="preserve"> utilizando o comando: </w:t>
-      </w:r>
-      <w:proofErr w:type="spellStart"/>
-      <w:r>
-        <w:rPr>
-          <w:b/>
-          <w:bCs/>
-        </w:rPr>
-        <w:t>py</w:t>
-      </w:r>
-      <w:proofErr w:type="spellEnd"/>
-      <w:r>
-        <w:rPr>
-          <w:b/>
-          <w:bCs/>
-        </w:rPr>
-        <w:t xml:space="preserve"> -m </w:t>
-      </w:r>
-      <w:proofErr w:type="spellStart"/>
-      <w:r>
-        <w:rPr>
-          <w:b/>
-          <w:bCs/>
-        </w:rPr>
-        <w:t>venv</w:t>
-      </w:r>
-      <w:proofErr w:type="spellEnd"/>
-      <w:r>
-        <w:rPr>
-          <w:b/>
-          <w:bCs/>
-        </w:rPr>
-        <w:t xml:space="preserve"> </w:t>
-      </w:r>
-      <w:proofErr w:type="spellStart"/>
-      <w:r>
-        <w:rPr>
-          <w:b/>
-          <w:bCs/>
-        </w:rPr>
-        <w:t>OliveiraeRondelli</w:t>
-      </w:r>
-      <w:proofErr w:type="spellEnd"/>
+        <w:t xml:space="preserve">Antes de iniciar, criei um ambiente virtual com o nome OliveiraeRondelli utilizando o comando: </w:t>
+      </w:r>
+      <w:r>
+        <w:rPr>
+          <w:b/>
+          <w:bCs/>
+        </w:rPr>
+        <w:t>py -m venv OliveiraeRondelli</w:t>
+      </w:r>
     </w:p>
     <w:p>
       <w:pPr>
@@ -107,33 +56,8 @@
           <w:b/>
           <w:bCs/>
         </w:rPr>
-        <w:t>C: \Usuários\SEU-USUARIO\...\</w:t>
-      </w:r>
-      <w:proofErr w:type="spellStart"/>
-      <w:r>
-        <w:rPr>
-          <w:b/>
-          <w:bCs/>
-        </w:rPr>
-        <w:t>OliveiraeRondelli</w:t>
-      </w:r>
-      <w:proofErr w:type="spellEnd"/>
-      <w:r>
-        <w:rPr>
-          <w:b/>
-          <w:bCs/>
-        </w:rPr>
-        <w:t>\Scripts\</w:t>
-      </w:r>
-      <w:proofErr w:type="spellStart"/>
-      <w:r>
-        <w:rPr>
-          <w:b/>
-          <w:bCs/>
-        </w:rPr>
-        <w:t>activate</w:t>
-      </w:r>
-      <w:proofErr w:type="spellEnd"/>
+        <w:t>C: \Usuários\SEU-USUARIO\...\OliveiraeRondelli\Scripts\activate</w:t>
+      </w:r>
     </w:p>
     <w:p>
       <w:pPr>
@@ -143,47 +67,13 @@
         <w:tab/>
         <w:t xml:space="preserve">Ativando o ambiente, precisamos instalar o Django com o seguinte comando: </w:t>
       </w:r>
-      <w:proofErr w:type="spellStart"/>
-      <w:r>
-        <w:rPr>
-          <w:b/>
-          <w:bCs/>
-        </w:rPr>
-        <w:t>pip</w:t>
-      </w:r>
-      <w:proofErr w:type="spellEnd"/>
-      <w:r>
-        <w:rPr>
-          <w:b/>
-          <w:bCs/>
-        </w:rPr>
-        <w:t xml:space="preserve"> </w:t>
-      </w:r>
-      <w:proofErr w:type="spellStart"/>
-      <w:r>
-        <w:rPr>
-          <w:b/>
-          <w:bCs/>
-        </w:rPr>
-        <w:t>install</w:t>
-      </w:r>
-      <w:proofErr w:type="spellEnd"/>
-      <w:r>
-        <w:rPr>
-          <w:b/>
-          <w:bCs/>
-        </w:rPr>
-        <w:t xml:space="preserve"> </w:t>
-      </w:r>
-      <w:proofErr w:type="spellStart"/>
-      <w:r>
-        <w:rPr>
-          <w:b/>
-          <w:bCs/>
-        </w:rPr>
-        <w:t>django</w:t>
-      </w:r>
-      <w:proofErr w:type="spellEnd"/>
+      <w:r>
+        <w:rPr>
+          <w:b/>
+          <w:bCs/>
+        </w:rPr>
+        <w:t>pip install django</w:t>
+      </w:r>
     </w:p>
     <w:p>
       <w:pPr>
@@ -195,57 +85,15 @@
       </w:pPr>
       <w:r>
         <w:tab/>
-        <w:t xml:space="preserve">Com o Django instalado, precisamos iniciar o projeto. Criei ele com o nome </w:t>
-      </w:r>
-      <w:proofErr w:type="spellStart"/>
-      <w:r>
-        <w:t>EstoqueOliveiraeRondelli</w:t>
-      </w:r>
-      <w:proofErr w:type="spellEnd"/>
-      <w:r>
-        <w:t xml:space="preserve"> com o seguinte comando: </w:t>
-      </w:r>
-      <w:proofErr w:type="spellStart"/>
-      <w:r>
-        <w:rPr>
-          <w:b/>
-          <w:bCs/>
-        </w:rPr>
-        <w:t>django</w:t>
-      </w:r>
-      <w:proofErr w:type="spellEnd"/>
-      <w:r>
-        <w:rPr>
-          <w:b/>
-          <w:bCs/>
-        </w:rPr>
-        <w:t xml:space="preserve">-admin </w:t>
-      </w:r>
-      <w:proofErr w:type="spellStart"/>
-      <w:r>
-        <w:rPr>
-          <w:b/>
-          <w:bCs/>
-        </w:rPr>
-        <w:t>startproject</w:t>
-      </w:r>
-      <w:proofErr w:type="spellEnd"/>
-      <w:r>
-        <w:rPr>
-          <w:b/>
-          <w:bCs/>
-        </w:rPr>
-        <w:t xml:space="preserve"> </w:t>
-      </w:r>
-      <w:proofErr w:type="spellStart"/>
-      <w:r>
-        <w:rPr>
-          <w:b/>
-          <w:bCs/>
-        </w:rPr>
-        <w:t>EstoqueOliveiraeRondelli</w:t>
-      </w:r>
-      <w:proofErr w:type="spellEnd"/>
+        <w:t xml:space="preserve">Com o Django instalado, precisamos iniciar o projeto. Criei ele com o nome EstoqueOliveiraeRondelli com o seguinte comando: </w:t>
+      </w:r>
+      <w:r>
+        <w:rPr>
+          <w:b/>
+          <w:bCs/>
+        </w:rPr>
+        <w:t>django-admin startproject EstoqueOliveiraeRondelli</w:t>
+      </w:r>
     </w:p>
     <w:p>
       <w:pPr>
@@ -261,38 +109,20 @@
       <w:r>
         <w:t xml:space="preserve">Assim, podemos testar se a instalação ocorreu normalmente com o comando (além de iniciar nosso servidor quando estiver funcional): </w:t>
       </w:r>
-      <w:proofErr w:type="spellStart"/>
-      <w:r>
-        <w:rPr>
-          <w:b/>
-          <w:bCs/>
-        </w:rPr>
-        <w:t>python</w:t>
-      </w:r>
-      <w:proofErr w:type="spellEnd"/>
-      <w:r>
-        <w:rPr>
-          <w:b/>
-          <w:bCs/>
-        </w:rPr>
-        <w:t xml:space="preserve"> </w:t>
-      </w:r>
-      <w:r>
-        <w:rPr>
-          <w:b/>
-          <w:bCs/>
-        </w:rPr>
-        <w:t xml:space="preserve">manage.py </w:t>
-      </w:r>
-      <w:proofErr w:type="spellStart"/>
-      <w:r>
-        <w:rPr>
-          <w:b/>
-          <w:bCs/>
-        </w:rPr>
-        <w:t>runserver</w:t>
-      </w:r>
-      <w:proofErr w:type="spellEnd"/>
+      <w:r>
+        <w:rPr>
+          <w:b/>
+          <w:bCs/>
+        </w:rPr>
+        <w:t xml:space="preserve">python </w:t>
+      </w:r>
+      <w:r>
+        <w:rPr>
+          <w:b/>
+          <w:bCs/>
+        </w:rPr>
+        <w:t>manage.py runserver</w:t>
+      </w:r>
     </w:p>
     <w:p>
       <w:pPr>
@@ -434,37 +264,12 @@
           <w:bCs/>
         </w:rPr>
       </w:pPr>
-      <w:proofErr w:type="spellStart"/>
-      <w:r>
-        <w:rPr>
-          <w:b/>
-          <w:bCs/>
-        </w:rPr>
-        <w:t>python</w:t>
-      </w:r>
-      <w:proofErr w:type="spellEnd"/>
-      <w:r>
-        <w:rPr>
-          <w:b/>
-          <w:bCs/>
-        </w:rPr>
-        <w:t xml:space="preserve"> manage.py </w:t>
-      </w:r>
-      <w:proofErr w:type="spellStart"/>
-      <w:r>
-        <w:rPr>
-          <w:b/>
-          <w:bCs/>
-        </w:rPr>
-        <w:t>startapp</w:t>
-      </w:r>
-      <w:proofErr w:type="spellEnd"/>
-      <w:r>
-        <w:rPr>
-          <w:b/>
-          <w:bCs/>
-        </w:rPr>
-        <w:t xml:space="preserve"> core</w:t>
+      <w:r>
+        <w:rPr>
+          <w:b/>
+          <w:bCs/>
+        </w:rPr>
+        <w:t>python manage.py startapp core</w:t>
       </w:r>
     </w:p>
     <w:p>
@@ -480,64 +285,39 @@
           <w:bCs/>
         </w:rPr>
       </w:pPr>
-      <w:proofErr w:type="spellStart"/>
-      <w:r>
-        <w:rPr>
-          <w:b/>
-          <w:bCs/>
-        </w:rPr>
-        <w:t>python</w:t>
-      </w:r>
-      <w:proofErr w:type="spellEnd"/>
-      <w:r>
-        <w:rPr>
-          <w:b/>
-          <w:bCs/>
-        </w:rPr>
-        <w:t xml:space="preserve"> manage.py </w:t>
-      </w:r>
-      <w:proofErr w:type="spellStart"/>
-      <w:r>
-        <w:rPr>
-          <w:b/>
-          <w:bCs/>
-        </w:rPr>
-        <w:t>startapp</w:t>
-      </w:r>
-      <w:proofErr w:type="spellEnd"/>
-      <w:r>
-        <w:rPr>
-          <w:b/>
-          <w:bCs/>
-        </w:rPr>
+      <w:r>
+        <w:rPr>
+          <w:b/>
+          <w:bCs/>
+        </w:rPr>
+        <w:t xml:space="preserve">python manage.py startapp </w:t>
+      </w:r>
+      <w:r>
+        <w:rPr>
+          <w:b/>
+          <w:bCs/>
+        </w:rPr>
+        <w:t>produtos</w:t>
+      </w:r>
+    </w:p>
+    <w:p>
+      <w:pPr>
+        <w:ind w:firstLine="708"/>
+        <w:jc w:val="both"/>
+      </w:pPr>
+      <w:r>
+        <w:t>O app Core será o coração do nosso sistema. Nele serão salvas as informações globais, ou seja, que não são de uma área em espec</w:t>
+      </w:r>
+      <w:r>
+        <w:t>í</w:t>
+      </w:r>
+      <w:r>
+        <w:t>fico.</w:t>
+      </w:r>
+      <w:r>
         <w:t xml:space="preserve"> </w:t>
       </w:r>
       <w:r>
-        <w:rPr>
-          <w:b/>
-          <w:bCs/>
-        </w:rPr>
-        <w:t>produtos</w:t>
-      </w:r>
-    </w:p>
-    <w:p>
-      <w:pPr>
-        <w:ind w:firstLine="708"/>
-        <w:jc w:val="both"/>
-      </w:pPr>
-      <w:r>
-        <w:t>O app Core será o coração do nosso sistema. Nele serão salvas as informações globais, ou seja, que não são de uma área em espec</w:t>
-      </w:r>
-      <w:r>
-        <w:t>í</w:t>
-      </w:r>
-      <w:r>
-        <w:t>fico.</w:t>
-      </w:r>
-      <w:r>
-        <w:t xml:space="preserve"> </w:t>
-      </w:r>
-      <w:r>
         <w:t>Enquanto o Produtos será a parte dos produtos, principalmente a parte para cadastrar produtos.</w:t>
       </w:r>
     </w:p>
@@ -559,15 +339,7 @@
         <w:t>ao</w:t>
       </w:r>
       <w:r>
-        <w:t xml:space="preserve"> arquivo settings.py, localizado dentro de </w:t>
-      </w:r>
-      <w:proofErr w:type="spellStart"/>
-      <w:r>
-        <w:t>EstoqueOliveiraeRondelli</w:t>
-      </w:r>
-      <w:proofErr w:type="spellEnd"/>
-      <w:r>
-        <w:t>, e adicionar o core</w:t>
+        <w:t xml:space="preserve"> arquivo settings.py, localizado dentro de EstoqueOliveiraeRondelli, e adicionar o core</w:t>
       </w:r>
       <w:r>
         <w:t xml:space="preserve"> e produtos</w:t>
@@ -582,15 +354,7 @@
         <w:jc w:val="both"/>
       </w:pPr>
       <w:r>
-        <w:t xml:space="preserve">O Django nos oferece um painel administrativo, onde podemos visualizar, adicionar e alterar os dados no banco de dados. Quando rodamos o </w:t>
-      </w:r>
-      <w:proofErr w:type="gramStart"/>
-      <w:r>
-        <w:t>server</w:t>
-      </w:r>
-      <w:proofErr w:type="gramEnd"/>
-      <w:r>
-        <w:t>, adicionando um “/admin” podemos visualizá-lo.</w:t>
+        <w:t>O Django nos oferece um painel administrativo, onde podemos visualizar, adicionar e alterar os dados no banco de dados. Quando rodamos o server, adicionando um “/admin” podemos visualizá-lo.</w:t>
       </w:r>
     </w:p>
     <w:p>
@@ -606,31 +370,13 @@
         <w:lastRenderedPageBreak/>
         <w:t xml:space="preserve">Para criar o usuário admin e outros usuário, precisamos utilizar o seguinte comando: </w:t>
       </w:r>
-      <w:proofErr w:type="spellStart"/>
-      <w:r>
-        <w:rPr>
-          <w:b/>
-          <w:bCs/>
-        </w:rPr>
-        <w:t>python</w:t>
-      </w:r>
-      <w:proofErr w:type="spellEnd"/>
-      <w:r>
-        <w:rPr>
-          <w:b/>
-          <w:bCs/>
-        </w:rPr>
-        <w:t xml:space="preserve"> managem.py </w:t>
-      </w:r>
-      <w:proofErr w:type="spellStart"/>
-      <w:r>
-        <w:rPr>
-          <w:b/>
-          <w:bCs/>
-        </w:rPr>
-        <w:t>creatsuperuser</w:t>
-      </w:r>
-      <w:proofErr w:type="spellEnd"/>
+      <w:r>
+        <w:rPr>
+          <w:b/>
+          <w:bCs/>
+        </w:rPr>
+        <w:t>python managem.py creatsuperuser</w:t>
+      </w:r>
     </w:p>
     <w:p>
       <w:pPr>
@@ -726,23 +472,7 @@
         <w:jc w:val="both"/>
       </w:pPr>
       <w:r>
-        <w:t xml:space="preserve">Temos a </w:t>
-      </w:r>
-      <w:proofErr w:type="spellStart"/>
-      <w:r>
-        <w:t>class</w:t>
-      </w:r>
-      <w:proofErr w:type="spellEnd"/>
-      <w:r>
-        <w:t xml:space="preserve"> Meta dentro das duas tabelas, para configurar a visualização dos dados no painel administrativo. A tabela Unidade, retorna o nome da unidade, enquanto a tabela Produtos, retorna </w:t>
-      </w:r>
-      <w:proofErr w:type="gramStart"/>
-      <w:r>
-        <w:t>a</w:t>
-      </w:r>
-      <w:proofErr w:type="gramEnd"/>
-      <w:r>
-        <w:t xml:space="preserve"> descrição do produto.</w:t>
+        <w:t>Temos a class Meta dentro das duas tabelas, para configurar a visualização dos dados no painel administrativo. A tabela Unidade, retorna o nome da unidade, enquanto a tabela Produtos, retorna a descrição do produto.</w:t>
       </w:r>
     </w:p>
     <w:p>
@@ -757,37 +487,12 @@
       <w:r>
         <w:t xml:space="preserve">Para salvar e criar a tabela acima, precisamos utilizar o comando: </w:t>
       </w:r>
-      <w:proofErr w:type="spellStart"/>
-      <w:r>
-        <w:rPr>
-          <w:b/>
-          <w:bCs/>
-        </w:rPr>
-        <w:t>python</w:t>
-      </w:r>
-      <w:proofErr w:type="spellEnd"/>
-      <w:r>
-        <w:rPr>
-          <w:b/>
-          <w:bCs/>
-        </w:rPr>
-        <w:t xml:space="preserve"> manage.py </w:t>
-      </w:r>
-      <w:proofErr w:type="spellStart"/>
-      <w:r>
-        <w:rPr>
-          <w:b/>
-          <w:bCs/>
-        </w:rPr>
-        <w:t>makemigrations</w:t>
-      </w:r>
-      <w:proofErr w:type="spellEnd"/>
-      <w:r>
-        <w:rPr>
-          <w:b/>
-          <w:bCs/>
-        </w:rPr>
-        <w:t xml:space="preserve"> nome-da-aplicação</w:t>
+      <w:r>
+        <w:rPr>
+          <w:b/>
+          <w:bCs/>
+        </w:rPr>
+        <w:t>python manage.py makemigrations nome-da-aplicação</w:t>
       </w:r>
       <w:r>
         <w:t>, seguido do comando:</w:t>
@@ -797,33 +502,8 @@
           <w:b/>
           <w:bCs/>
         </w:rPr>
-        <w:t xml:space="preserve"> </w:t>
-      </w:r>
-      <w:proofErr w:type="spellStart"/>
-      <w:r>
-        <w:rPr>
-          <w:b/>
-          <w:bCs/>
-        </w:rPr>
-        <w:t>python</w:t>
-      </w:r>
-      <w:proofErr w:type="spellEnd"/>
-      <w:r>
-        <w:rPr>
-          <w:b/>
-          <w:bCs/>
-        </w:rPr>
-        <w:t xml:space="preserve"> manage.py </w:t>
-      </w:r>
-      <w:proofErr w:type="spellStart"/>
-      <w:r>
-        <w:rPr>
-          <w:b/>
-          <w:bCs/>
-        </w:rPr>
-        <w:t>migrate</w:t>
-      </w:r>
-      <w:proofErr w:type="spellEnd"/>
+        <w:t xml:space="preserve"> python manage.py migrate</w:t>
+      </w:r>
       <w:r>
         <w:t>.</w:t>
       </w:r>
@@ -850,13 +530,30 @@
         <w:t xml:space="preserve"> fazer com que o site acesse a sua página inicial. Para isso,</w:t>
       </w:r>
       <w:r>
-        <w:t xml:space="preserve"> no arquivo views.py do App Core, vamos adicionar a função index que irá renderizar a página inicial do </w:t>
-      </w:r>
-      <w:proofErr w:type="spellStart"/>
-      <w:r>
-        <w:t>html</w:t>
-      </w:r>
-      <w:proofErr w:type="spellEnd"/>
+        <w:t xml:space="preserve"> no arquivo views.py do App Core, vamos adicionar a função index que irá renderizar a página inicial do html.</w:t>
+      </w:r>
+    </w:p>
+    <w:p>
+      <w:pPr>
+        <w:ind w:firstLine="708"/>
+        <w:jc w:val="both"/>
+      </w:pPr>
+      <w:r>
+        <w:lastRenderedPageBreak/>
+        <w:t>Agora, no App Core, criaremos a pasta templates e, dentro dela, criamos a pasta core. Nessa pasta core, adicionaremos o arquivo index.html, que será nossa página inicial.</w:t>
+      </w:r>
+    </w:p>
+    <w:p>
+      <w:pPr>
+        <w:ind w:firstLine="708"/>
+        <w:jc w:val="both"/>
+      </w:pPr>
+      <w:r>
+        <w:t xml:space="preserve">Por fim, no arquivo urls.py do Projeto, iremos importar a função index e adicionar o caminho para essa função, assim, acessando nossa página inicial ao </w:t>
+      </w:r>
+      <w:r>
+        <w:t>iniciar o servidor</w:t>
+      </w:r>
       <w:r>
         <w:t>.</w:t>
       </w:r>
@@ -866,152 +563,47 @@
         <w:ind w:firstLine="708"/>
         <w:jc w:val="both"/>
       </w:pPr>
-      <w:r>
-        <w:lastRenderedPageBreak/>
-        <w:t xml:space="preserve">Agora, no App Core, criaremos a pasta </w:t>
-      </w:r>
-      <w:proofErr w:type="spellStart"/>
-      <w:r>
-        <w:t>templates</w:t>
-      </w:r>
-      <w:proofErr w:type="spellEnd"/>
-      <w:r>
-        <w:t xml:space="preserve"> e, dentro dela, criamos a pasta core. Nessa pasta core, adicionaremos o arquivo index.html, que será nossa página inicial.</w:t>
-      </w:r>
-    </w:p>
-    <w:p>
-      <w:pPr>
-        <w:ind w:firstLine="708"/>
-        <w:jc w:val="both"/>
-      </w:pPr>
-      <w:r>
-        <w:t xml:space="preserve">Por fim, no arquivo urls.py do Projeto, iremos importar a função index e adicionar o caminho para essa função, assim, acessando nossa página inicial ao </w:t>
-      </w:r>
-      <w:r>
-        <w:t>iniciar o servidor</w:t>
-      </w:r>
-      <w:r>
-        <w:t>.</w:t>
-      </w:r>
-    </w:p>
-    <w:p>
-      <w:pPr>
-        <w:ind w:firstLine="708"/>
-        <w:jc w:val="both"/>
-      </w:pPr>
-    </w:p>
-    <w:p>
-      <w:pPr>
-        <w:ind w:firstLine="708"/>
-        <w:jc w:val="both"/>
-      </w:pPr>
-      <w:r>
-        <w:t xml:space="preserve">Caso desejemos utilizar o conteúdo de uma página em outras, podemos criar o arquivo base.html, dentro da pasta </w:t>
-      </w:r>
-      <w:proofErr w:type="spellStart"/>
-      <w:r>
-        <w:t>templates</w:t>
-      </w:r>
-      <w:proofErr w:type="spellEnd"/>
-      <w:r>
-        <w:t xml:space="preserve">/core, no App Core. Nele, adicionamos toda a base da nossa página e adicionamos {% </w:t>
-      </w:r>
-      <w:proofErr w:type="spellStart"/>
-      <w:r>
-        <w:t>block</w:t>
-      </w:r>
-      <w:proofErr w:type="spellEnd"/>
-      <w:r>
-        <w:t xml:space="preserve"> </w:t>
-      </w:r>
-      <w:proofErr w:type="spellStart"/>
-      <w:r>
-        <w:t>content</w:t>
-      </w:r>
-      <w:proofErr w:type="spellEnd"/>
-      <w:r>
-        <w:t xml:space="preserve"> %} e {% </w:t>
-      </w:r>
-      <w:proofErr w:type="spellStart"/>
-      <w:r>
-        <w:t>endblock</w:t>
-      </w:r>
-      <w:proofErr w:type="spellEnd"/>
-      <w:r>
-        <w:t xml:space="preserve"> </w:t>
-      </w:r>
-      <w:proofErr w:type="spellStart"/>
-      <w:r>
-        <w:t>content</w:t>
-      </w:r>
-      <w:proofErr w:type="spellEnd"/>
-      <w:r>
-        <w:t xml:space="preserve"> %}.</w:t>
-      </w:r>
-    </w:p>
-    <w:p>
-      <w:pPr>
-        <w:ind w:firstLine="708"/>
-        <w:jc w:val="both"/>
-      </w:pPr>
-      <w:r>
-        <w:t xml:space="preserve">Para adicionar essa base em outra página, basta colocar o código {% </w:t>
-      </w:r>
-      <w:proofErr w:type="spellStart"/>
-      <w:r>
-        <w:t>extends</w:t>
-      </w:r>
-      <w:proofErr w:type="spellEnd"/>
-      <w:r>
-        <w:t xml:space="preserve"> ‘core/base.html’ %}.</w:t>
-      </w:r>
-    </w:p>
-    <w:p>
-      <w:pPr>
-        <w:ind w:firstLine="708"/>
-        <w:jc w:val="both"/>
-      </w:pPr>
-    </w:p>
-    <w:p>
-      <w:pPr>
-        <w:ind w:firstLine="708"/>
-        <w:jc w:val="both"/>
-      </w:pPr>
-      <w:r>
-        <w:t xml:space="preserve">Criei uma página onde lista todos os produtos já cadastrados. Antes de criar, já inclui o caminho da página no arquivo urls.py, importando as </w:t>
-      </w:r>
-      <w:proofErr w:type="spellStart"/>
-      <w:r>
-        <w:t>views</w:t>
-      </w:r>
-      <w:proofErr w:type="spellEnd"/>
-      <w:r>
-        <w:t xml:space="preserve"> do App Produtos.</w:t>
-      </w:r>
-    </w:p>
-    <w:p>
-      <w:pPr>
-        <w:ind w:firstLine="708"/>
-        <w:jc w:val="both"/>
-      </w:pPr>
-      <w:r>
-        <w:t xml:space="preserve">No arquivo views.py, do App Produtos, criei uma função para retornar um render com os produtos cadastrados. Assim, criei uma pasta </w:t>
-      </w:r>
-      <w:proofErr w:type="spellStart"/>
-      <w:r>
-        <w:t>templates</w:t>
-      </w:r>
-      <w:proofErr w:type="spellEnd"/>
-      <w:r>
-        <w:t xml:space="preserve">, onde adicionei o arquivo produtos.html, </w:t>
-      </w:r>
-      <w:proofErr w:type="gramStart"/>
-      <w:r>
-        <w:t>onde</w:t>
-      </w:r>
-      <w:proofErr w:type="gramEnd"/>
-      <w:r>
-        <w:t xml:space="preserve"> será retornado os produtos. Dentro dele, criei um for para listar os produtos no site.</w:t>
+    </w:p>
+    <w:p>
+      <w:pPr>
+        <w:ind w:firstLine="708"/>
+        <w:jc w:val="both"/>
+      </w:pPr>
+      <w:r>
+        <w:t>Caso desejemos utilizar o conteúdo de uma página em outras, podemos criar o arquivo base.html, dentro da pasta templates/core, no App Core. Nele, adicionamos toda a base da nossa página e adicionamos {% block content %} e {% endblock content %}.</w:t>
+      </w:r>
+    </w:p>
+    <w:p>
+      <w:pPr>
+        <w:ind w:firstLine="708"/>
+        <w:jc w:val="both"/>
+      </w:pPr>
+      <w:r>
+        <w:t>Para adicionar essa base em outra página, basta colocar o código {% extends ‘core/base.html’ %}.</w:t>
+      </w:r>
+    </w:p>
+    <w:p>
+      <w:pPr>
+        <w:ind w:firstLine="708"/>
+        <w:jc w:val="both"/>
+      </w:pPr>
+    </w:p>
+    <w:p>
+      <w:pPr>
+        <w:ind w:firstLine="708"/>
+        <w:jc w:val="both"/>
+      </w:pPr>
+      <w:r>
+        <w:t>Criei uma página onde lista todos os produtos já cadastrados. Antes de criar, já inclui o caminho da página no arquivo urls.py, importando as views do App Produtos.</w:t>
+      </w:r>
+    </w:p>
+    <w:p>
+      <w:pPr>
+        <w:ind w:firstLine="708"/>
+        <w:jc w:val="both"/>
+      </w:pPr>
+      <w:r>
+        <w:t>No arquivo views.py, do App Produtos, criei uma função para retornar um render com os produtos cadastrados. Assim, criei uma pasta templates, onde adicionei o arquivo produtos.html, onde será retornado os produtos. Dentro dele, criei um for para listar os produtos no site.</w:t>
       </w:r>
     </w:p>
     <w:p>
@@ -1056,40 +648,16 @@
         <w:jc w:val="both"/>
       </w:pPr>
       <w:r>
-        <w:t xml:space="preserve">Após isso, criei uma página onde eu poderia adicionar novos produtos. Para isso, no arquivo urls.py, adicionei o caminho para essa nova página. Dentro do App Produtos, criei o arquivo forms.py, onde importei os </w:t>
-      </w:r>
-      <w:proofErr w:type="spellStart"/>
-      <w:r>
-        <w:t>forms</w:t>
-      </w:r>
-      <w:proofErr w:type="spellEnd"/>
-      <w:r>
-        <w:t xml:space="preserve"> do </w:t>
-      </w:r>
-      <w:proofErr w:type="spellStart"/>
-      <w:r>
-        <w:t>django</w:t>
-      </w:r>
-      <w:proofErr w:type="spellEnd"/>
-      <w:r>
-        <w:t xml:space="preserve"> e tudo de models.py.</w:t>
-      </w:r>
-    </w:p>
-    <w:p>
-      <w:pPr>
-        <w:ind w:firstLine="708"/>
-        <w:jc w:val="both"/>
-      </w:pPr>
-      <w:r>
-        <w:t xml:space="preserve">Criei a classe </w:t>
-      </w:r>
-      <w:proofErr w:type="spellStart"/>
-      <w:r>
-        <w:t>ProdutosForm</w:t>
-      </w:r>
-      <w:proofErr w:type="spellEnd"/>
-      <w:r>
-        <w:t xml:space="preserve">, onde informei a tabela Produtos e os seus campos para eu informar na criação. Fui para o arquivo views.py e criei a função para adicionar um novo produto (com o formulário). Após o usuário informar os </w:t>
+        <w:t>Após isso, criei uma página onde eu poderia adicionar novos produtos. Para isso, no arquivo urls.py, adicionei o caminho para essa nova página. Dentro do App Produtos, criei o arquivo forms.py, onde importei os forms do django e tudo de models.py.</w:t>
+      </w:r>
+    </w:p>
+    <w:p>
+      <w:pPr>
+        <w:ind w:firstLine="708"/>
+        <w:jc w:val="both"/>
+      </w:pPr>
+      <w:r>
+        <w:t xml:space="preserve">Criei a classe ProdutosForm, onde informei a tabela Produtos e os seus campos para eu informar na criação. Fui para o arquivo views.py e criei a função para adicionar um novo produto (com o formulário). Após o usuário informar os </w:t>
       </w:r>
       <w:r>
         <w:lastRenderedPageBreak/>
@@ -1141,15 +709,7 @@
         <w:jc w:val="both"/>
       </w:pPr>
       <w:r>
-        <w:t xml:space="preserve">Assim, criei a função </w:t>
-      </w:r>
-      <w:proofErr w:type="spellStart"/>
-      <w:r>
-        <w:t>alterar_produto</w:t>
-      </w:r>
-      <w:proofErr w:type="spellEnd"/>
-      <w:r>
-        <w:t>, no arquivo views.py, para conseguir realizar tal feito, com o mesmo formulário da função de adicionar.</w:t>
+        <w:t>Assim, criei a função alterar_produto, no arquivo views.py, para conseguir realizar tal feito, com o mesmo formulário da função de adicionar.</w:t>
       </w:r>
     </w:p>
     <w:p>
@@ -1188,10 +748,7 @@
         <w:jc w:val="both"/>
       </w:pPr>
       <w:r>
-        <w:t>Criei o App Usuários, para tratar a questão da autenticação no servidor.</w:t>
-      </w:r>
-      <w:r>
-        <w:t xml:space="preserve"> No arquivo settings.py do projeto, informei o App Usuários.</w:t>
+        <w:t>Criei o App Usuários, para tratar a questão da autenticação no servidor. No arquivo settings.py do projeto, informei o App Usuários.</w:t>
       </w:r>
     </w:p>
     <w:p>
@@ -1221,15 +778,7 @@
         <w:jc w:val="both"/>
       </w:pPr>
       <w:r>
-        <w:t xml:space="preserve">Como o Django já tem </w:t>
-      </w:r>
-      <w:proofErr w:type="spellStart"/>
-      <w:r>
-        <w:t>views</w:t>
-      </w:r>
-      <w:proofErr w:type="spellEnd"/>
-      <w:r>
-        <w:t xml:space="preserve"> criadas para autenticação, só precisei criar a tela de login no arquivo login.html.</w:t>
+        <w:t>Como o Django já tem views criadas para autenticação, só precisei criar a tela de login no arquivo login.html.</w:t>
       </w:r>
     </w:p>
     <w:p>
@@ -1239,30 +788,41 @@
       </w:pPr>
       <w:r>
         <w:lastRenderedPageBreak/>
-        <w:t xml:space="preserve">Precisei também criar a parte de logout do usuário. Em urls.py do App Usuários, criei o caminho para a </w:t>
-      </w:r>
-      <w:proofErr w:type="spellStart"/>
-      <w:r>
-        <w:t>view</w:t>
-      </w:r>
-      <w:proofErr w:type="spellEnd"/>
-      <w:r>
-        <w:t xml:space="preserve"> de logout. Depois, no arquivo views.py, criei a função que realiza o logout.</w:t>
-      </w:r>
-    </w:p>
-    <w:p>
-      <w:pPr>
-        <w:ind w:firstLine="708"/>
-        <w:jc w:val="both"/>
-      </w:pPr>
-      <w:r>
-        <w:t xml:space="preserve">Com isso, adicionei o botão Sair, caso o usuário esteja logado, no arquivo </w:t>
-      </w:r>
-      <w:proofErr w:type="spellStart"/>
-      <w:r>
-        <w:t>base.html.</w:t>
-      </w:r>
-      <w:proofErr w:type="spellEnd"/>
+        <w:t>Precisei também criar a parte de logout do usuário. Em urls.py do App Usuários, criei o caminho para a view de logout. Depois, no arquivo views.py, criei a função que realiza o logout.</w:t>
+      </w:r>
+    </w:p>
+    <w:p>
+      <w:pPr>
+        <w:ind w:firstLine="708"/>
+        <w:jc w:val="both"/>
+      </w:pPr>
+      <w:r>
+        <w:t>Com isso, adicionei o botão Sair, caso o usuário esteja logado, no arquivo base.html.</w:t>
+      </w:r>
+    </w:p>
+    <w:p>
+      <w:pPr>
+        <w:ind w:firstLine="708"/>
+        <w:jc w:val="both"/>
+      </w:pPr>
+    </w:p>
+    <w:p>
+      <w:pPr>
+        <w:ind w:firstLine="708"/>
+        <w:jc w:val="both"/>
+      </w:pPr>
+      <w:r>
+        <w:t>Após a criação de tela de login e de logout, criei a parte onde registrava usuário para utilizar o site.</w:t>
+      </w:r>
+    </w:p>
+    <w:p>
+      <w:pPr>
+        <w:ind w:firstLine="708"/>
+        <w:jc w:val="both"/>
+      </w:pPr>
+      <w:r>
+        <w:t>Adicionei os caminhos no arquivo urls.py e depois criei a view para registrar os usuários em views.py, do App Usuários. Para finalizar, criei a página registrar_usuario.html onde seria feito o processo.</w:t>
+      </w:r>
     </w:p>
     <w:sectPr>
       <w:pgSz w:w="11906" w:h="16838"/>

--- a/Documentação - EstoqueOliveiraeRondelli.docx
+++ b/Documentação - EstoqueOliveiraeRondelli.docx
@@ -822,6 +822,72 @@
       </w:pPr>
       <w:r>
         <w:t>Adicionei os caminhos no arquivo urls.py e depois criei a view para registrar os usuários em views.py, do App Usuários. Para finalizar, criei a página registrar_usuario.html onde seria feito o processo.</w:t>
+      </w:r>
+    </w:p>
+    <w:p>
+      <w:pPr>
+        <w:ind w:firstLine="708"/>
+        <w:jc w:val="both"/>
+      </w:pPr>
+    </w:p>
+    <w:p>
+      <w:pPr>
+        <w:ind w:firstLine="708"/>
+        <w:jc w:val="both"/>
+      </w:pPr>
+      <w:r>
+        <w:t>Para deixar as páginas do projeto restringidas para os usuários logados, eu importei a login_required do Django e adicionei @login_required nas views que seriam restringidas.</w:t>
+      </w:r>
+    </w:p>
+    <w:p>
+      <w:pPr>
+        <w:ind w:firstLine="708"/>
+        <w:jc w:val="both"/>
+      </w:pPr>
+    </w:p>
+    <w:p>
+      <w:pPr>
+        <w:ind w:firstLine="708"/>
+        <w:jc w:val="both"/>
+      </w:pPr>
+      <w:r>
+        <w:t>Removi a página index para ser a página quando você acessa o site. Restringi ela para ser visualizada apenas quando a pessoa logar. Passando assim, a página inicial para a página de login.</w:t>
+      </w:r>
+    </w:p>
+    <w:p>
+      <w:pPr>
+        <w:ind w:firstLine="708"/>
+        <w:jc w:val="both"/>
+      </w:pPr>
+      <w:r>
+        <w:t>Aproveitei para restringir a página de cadastro de usuário apenas para usuários administradores.</w:t>
+      </w:r>
+      <w:r>
+        <w:t xml:space="preserve"> Coloquei uma checkbox na parte de criação de usuário para marcar se o usuário criado será um administrador.</w:t>
+      </w:r>
+    </w:p>
+    <w:p>
+      <w:pPr>
+        <w:ind w:firstLine="708"/>
+        <w:jc w:val="both"/>
+      </w:pPr>
+      <w:r>
+        <w:t>Criei uma página onde lista os usuários cadastrados do mesmo modelo que a listagem dos produtos.</w:t>
+      </w:r>
+    </w:p>
+    <w:p>
+      <w:pPr>
+        <w:ind w:firstLine="708"/>
+        <w:jc w:val="both"/>
+      </w:pPr>
+    </w:p>
+    <w:p>
+      <w:pPr>
+        <w:ind w:firstLine="708"/>
+        <w:jc w:val="both"/>
+      </w:pPr>
+      <w:r>
+        <w:t>Finalmente cheguei ao coração do projeto. Criei o App Movimentações para realizar as operações de entrada e saída do estoque. Dentro da classe, coloquei a função para realizar o cálculo automático do saldo do estoque. Para isso, tive que adicionar o campo de saldo na tabela de produtos.</w:t>
       </w:r>
     </w:p>
     <w:sectPr>

--- a/Documentação - EstoqueOliveiraeRondelli.docx
+++ b/Documentação - EstoqueOliveiraeRondelli.docx
@@ -888,6 +888,34 @@
       </w:pPr>
       <w:r>
         <w:t>Finalmente cheguei ao coração do projeto. Criei o App Movimentações para realizar as operações de entrada e saída do estoque. Dentro da classe, coloquei a função para realizar o cálculo automático do saldo do estoque. Para isso, tive que adicionar o campo de saldo na tabela de produtos.</w:t>
+      </w:r>
+    </w:p>
+    <w:p>
+      <w:pPr>
+        <w:ind w:firstLine="708"/>
+        <w:jc w:val="both"/>
+      </w:pPr>
+      <w:r>
+        <w:t xml:space="preserve">Para continuação, decidi criar uma tela onde eu conseguiria ver as movimentações feitas. Adicionei uma view chamada lista_movimentacoes, adicionei o caminho em urls.py e criei a página em html. </w:t>
+      </w:r>
+    </w:p>
+    <w:p>
+      <w:pPr>
+        <w:ind w:firstLine="708"/>
+        <w:jc w:val="both"/>
+      </w:pPr>
+      <w:r>
+        <w:lastRenderedPageBreak/>
+        <w:t>Aproveitei para já criar a tela para adicionar uma nova movimentação. Aproveitei e vinculei o usuário logado para ser o mesmo que criava a movimentação para ser visualizado no banco de dados.</w:t>
+      </w:r>
+    </w:p>
+    <w:p>
+      <w:pPr>
+        <w:ind w:firstLine="708"/>
+        <w:jc w:val="both"/>
+      </w:pPr>
+      <w:r>
+        <w:t>Para adicionar uma nova movimentação, tive que criar um forms para isso. Além disso, coloquei uma validação de erro no forms para não deixar retirar uma quantidade maior do que o saldo atual do estoque.</w:t>
       </w:r>
     </w:p>
     <w:sectPr>

--- a/Documentação - EstoqueOliveiraeRondelli.docx
+++ b/Documentação - EstoqueOliveiraeRondelli.docx
@@ -916,6 +916,58 @@
       </w:pPr>
       <w:r>
         <w:t>Para adicionar uma nova movimentação, tive que criar um forms para isso. Além disso, coloquei uma validação de erro no forms para não deixar retirar uma quantidade maior do que o saldo atual do estoque.</w:t>
+      </w:r>
+    </w:p>
+    <w:p>
+      <w:pPr>
+        <w:ind w:firstLine="708"/>
+        <w:jc w:val="both"/>
+      </w:pPr>
+    </w:p>
+    <w:p>
+      <w:pPr>
+        <w:ind w:firstLine="708"/>
+        <w:jc w:val="both"/>
+      </w:pPr>
+      <w:r>
+        <w:t>Para deixar a movimentação mais completa, decidir criar um filtro. Pensei num filtro dropdown com os produtos e um intervalo de datas. Pesquisei e identifiquei uma biblioteca do django que realizava isso, chamado de django_filters.</w:t>
+      </w:r>
+    </w:p>
+    <w:p>
+      <w:pPr>
+        <w:ind w:firstLine="708"/>
+        <w:jc w:val="both"/>
+      </w:pPr>
+      <w:r>
+        <w:t xml:space="preserve">Instalei ela pelo prompt de comando com a máquina virtual ativada com o seguinte comando: </w:t>
+      </w:r>
+      <w:r>
+        <w:rPr>
+          <w:b/>
+          <w:bCs/>
+        </w:rPr>
+        <w:t>pip install django-filter</w:t>
+      </w:r>
+      <w:r>
+        <w:t>.</w:t>
+      </w:r>
+    </w:p>
+    <w:p>
+      <w:pPr>
+        <w:ind w:firstLine="708"/>
+        <w:jc w:val="both"/>
+      </w:pPr>
+      <w:r>
+        <w:t>No arquivo setting.py do projeto, em INSTALLED_APPS, adicionei o django_filters para poder utilizar a biblioteca. Para começar, criei o arquivo filters.py e adicionei uma classe FiltroMovimentacao com os filtros de produto e do intervalo de datas, seguido de seus metadados.</w:t>
+      </w:r>
+    </w:p>
+    <w:p>
+      <w:pPr>
+        <w:ind w:firstLine="708"/>
+        <w:jc w:val="both"/>
+      </w:pPr>
+      <w:r>
+        <w:t>Tive também que alterar a função lista_movimentacoes, no arquivo views.py, adicionando alguns atributos para funcionar o filtro. Para terminar, no arquivo lista_movimentacoes.html, adicionei o formulário do filtro seguido dos botões.</w:t>
       </w:r>
     </w:p>
     <w:sectPr>

--- a/Documentação - EstoqueOliveiraeRondelli.docx
+++ b/Documentação - EstoqueOliveiraeRondelli.docx
@@ -968,6 +968,30 @@
       </w:pPr>
       <w:r>
         <w:t>Tive também que alterar a função lista_movimentacoes, no arquivo views.py, adicionando alguns atributos para funcionar o filtro. Para terminar, no arquivo lista_movimentacoes.html, adicionei o formulário do filtro seguido dos botões.</w:t>
+      </w:r>
+    </w:p>
+    <w:p>
+      <w:pPr>
+        <w:ind w:firstLine="708"/>
+        <w:jc w:val="both"/>
+      </w:pPr>
+    </w:p>
+    <w:p>
+      <w:pPr>
+        <w:ind w:firstLine="708"/>
+        <w:jc w:val="both"/>
+      </w:pPr>
+      <w:r>
+        <w:t>Para finalizar a parte funcional, preciso dos relatórios. Criei um App Relatórios e fiz as configurações padrões, como incluir o caminho no projeto, criar o arquivo urls.py e adicionar os caminhos em urls.py do App. Criei uma tela para seleção de relatórios com o nome menu_relatorios.html e criei a função que retornava os relatórios.</w:t>
+      </w:r>
+    </w:p>
+    <w:p>
+      <w:pPr>
+        <w:ind w:firstLine="708"/>
+        <w:jc w:val="both"/>
+      </w:pPr>
+      <w:r>
+        <w:t>Criei também a página relatório_estoque.html e a função que retorna o estoque completo.</w:t>
       </w:r>
     </w:p>
     <w:sectPr>

--- a/Documentação - EstoqueOliveiraeRondelli.docx
+++ b/Documentação - EstoqueOliveiraeRondelli.docx
@@ -992,6 +992,36 @@
       </w:pPr>
       <w:r>
         <w:t>Criei também a página relatório_estoque.html e a função que retorna o estoque completo.</w:t>
+      </w:r>
+    </w:p>
+    <w:p>
+      <w:pPr>
+        <w:ind w:firstLine="708"/>
+        <w:jc w:val="both"/>
+      </w:pPr>
+    </w:p>
+    <w:p>
+      <w:pPr>
+        <w:ind w:firstLine="708"/>
+        <w:jc w:val="both"/>
+      </w:pPr>
+      <w:r>
+        <w:t>Para ficar um relatório completo, criei o custo médio. Para calcular ele, criei uma função custo_medio que retornava esse valor. Mas ele se encontra incorreto e irei atualizar.</w:t>
+      </w:r>
+    </w:p>
+    <w:p>
+      <w:pPr>
+        <w:ind w:firstLine="708"/>
+        <w:jc w:val="both"/>
+      </w:pPr>
+    </w:p>
+    <w:p>
+      <w:pPr>
+        <w:ind w:firstLine="708"/>
+        <w:jc w:val="both"/>
+      </w:pPr>
+      <w:r>
+        <w:t>Além disso, para ficar um melhor funcionamento do gerenciamento, dividi a tela de nova movimentação em duas: entrada e saída. Funcionam da mesma forma, porém, apenas na entrada que você informa um valor de compra.</w:t>
       </w:r>
     </w:p>
     <w:sectPr>

--- a/Documentação - EstoqueOliveiraeRondelli.docx
+++ b/Documentação - EstoqueOliveiraeRondelli.docx
@@ -1022,6 +1022,43 @@
       </w:pPr>
       <w:r>
         <w:t>Além disso, para ficar um melhor funcionamento do gerenciamento, dividi a tela de nova movimentação em duas: entrada e saída. Funcionam da mesma forma, porém, apenas na entrada que você informa um valor de compra.</w:t>
+      </w:r>
+    </w:p>
+    <w:p>
+      <w:pPr>
+        <w:ind w:firstLine="708"/>
+        <w:jc w:val="both"/>
+      </w:pPr>
+      <w:r>
+        <w:lastRenderedPageBreak/>
+        <w:t>Para menos dúvidas, coloquei o sistema cadastrando apenas por litro, quilos e unidades. Assim, alterei o campo de saldo no cadastro do produto para ser um decimal. Quando fizer a compra de algo em mililitro ou miligramas, podermos colocar como 0,5, ou outro decimal.</w:t>
+      </w:r>
+    </w:p>
+    <w:p>
+      <w:pPr>
+        <w:ind w:firstLine="708"/>
+        <w:jc w:val="both"/>
+      </w:pPr>
+      <w:r>
+        <w:t>Retirei o filtro dos produtos da tela de movimentações para apenas ser uma tela onde pode-se realizar as movimentações. No menu dos relatórios, coloquei o filtro que havia antes, assim, podemos ter um relatório das entradas e saída, como se fosse uma ficha do produto.</w:t>
+      </w:r>
+    </w:p>
+    <w:p>
+      <w:pPr>
+        <w:ind w:firstLine="708"/>
+        <w:jc w:val="both"/>
+      </w:pPr>
+    </w:p>
+    <w:p>
+      <w:pPr>
+        <w:ind w:firstLine="708"/>
+        <w:jc w:val="both"/>
+      </w:pPr>
+      <w:r>
+        <w:t xml:space="preserve">Terminando a parte sistemática, comecei a estilização. Comecei adicionando o favicon e alterando para o mesmo modelo do </w:t>
+      </w:r>
+      <w:r>
+        <w:t>site oficial. Mesma coisa com a logo.</w:t>
       </w:r>
     </w:p>
     <w:sectPr>

--- a/Documentação - EstoqueOliveiraeRondelli.docx
+++ b/Documentação - EstoqueOliveiraeRondelli.docx
@@ -1059,6 +1059,21 @@
       </w:r>
       <w:r>
         <w:t>site oficial. Mesma coisa com a logo.</w:t>
+      </w:r>
+    </w:p>
+    <w:p>
+      <w:pPr>
+        <w:ind w:firstLine="708"/>
+        <w:jc w:val="both"/>
+      </w:pPr>
+    </w:p>
+    <w:p>
+      <w:pPr>
+        <w:ind w:firstLine="708"/>
+        <w:jc w:val="both"/>
+      </w:pPr>
+      <w:r>
+        <w:t>Estilizei grande parte do projeto, faltando apenas os formulários. Criei um filtro “Tipo” para a tela das movimentações e criei a tela para editar usuários, com os campos para ativar e desativar.</w:t>
       </w:r>
     </w:p>
     <w:sectPr>
